--- a/docs/qms/evidence-2026/QMS_Word/records__approvals__2026-10-20_AR-2026-008_ai_impact_assessment_approval.docx
+++ b/docs/qms/evidence-2026/QMS_Word/records__approvals__2026-10-20_AR-2026-008_ai_impact_assessment_approval.docx
@@ -29,8 +29,8 @@
         </w:tblCellMar>
       </w:tblPr>
       <w:tblGrid>
-        <w:gridCol w:w="1543"/>
-        <w:gridCol w:w="9796"/>
+        <w:gridCol w:w="1246"/>
+        <w:gridCol w:w="3007"/>
       </w:tblGrid>
       <w:tr>
         <w:trPr>
@@ -38,7 +38,7 @@
         </w:trPr>
         <w:tc>
           <w:tcPr>
-            <w:tcW w:w="1543" w:type="dxa"/>
+            <w:tcW w:w="1246" w:type="dxa"/>
             <w:tcBorders>
               <w:top w:val="single" w:sz="6" w:space="0" w:color="BFC7D5"/>
               <w:left w:val="single" w:sz="6" w:space="0" w:color="BFC7D5"/>
@@ -68,7 +68,7 @@
         </w:tc>
         <w:tc>
           <w:tcPr>
-            <w:tcW w:w="9796" w:type="dxa"/>
+            <w:tcW w:w="3007" w:type="dxa"/>
             <w:tcBorders>
               <w:top w:val="single" w:sz="6" w:space="0" w:color="BFC7D5"/>
               <w:left w:val="single" w:sz="2" w:space="0" w:color="BFC7D5"/>
@@ -101,7 +101,7 @@
         <w:trPr/>
         <w:tc>
           <w:tcPr>
-            <w:tcW w:w="1543" w:type="dxa"/>
+            <w:tcW w:w="1246" w:type="dxa"/>
             <w:tcBorders>
               <w:left w:val="single" w:sz="6" w:space="0" w:color="BFC7D5"/>
               <w:bottom w:val="single" w:sz="2" w:space="0" w:color="BFC7D5"/>
@@ -125,7 +125,7 @@
         </w:tc>
         <w:tc>
           <w:tcPr>
-            <w:tcW w:w="9796" w:type="dxa"/>
+            <w:tcW w:w="3007" w:type="dxa"/>
             <w:tcBorders>
               <w:left w:val="single" w:sz="2" w:space="0" w:color="BFC7D5"/>
               <w:bottom w:val="single" w:sz="2" w:space="0" w:color="BFC7D5"/>
@@ -152,7 +152,7 @@
         <w:trPr/>
         <w:tc>
           <w:tcPr>
-            <w:tcW w:w="1543" w:type="dxa"/>
+            <w:tcW w:w="1246" w:type="dxa"/>
             <w:tcBorders>
               <w:left w:val="single" w:sz="6" w:space="0" w:color="BFC7D5"/>
               <w:bottom w:val="single" w:sz="2" w:space="0" w:color="BFC7D5"/>
@@ -176,7 +176,7 @@
         </w:tc>
         <w:tc>
           <w:tcPr>
-            <w:tcW w:w="9796" w:type="dxa"/>
+            <w:tcW w:w="3007" w:type="dxa"/>
             <w:tcBorders>
               <w:left w:val="single" w:sz="2" w:space="0" w:color="BFC7D5"/>
               <w:bottom w:val="single" w:sz="2" w:space="0" w:color="BFC7D5"/>
@@ -203,7 +203,7 @@
         <w:trPr/>
         <w:tc>
           <w:tcPr>
-            <w:tcW w:w="1543" w:type="dxa"/>
+            <w:tcW w:w="1246" w:type="dxa"/>
             <w:tcBorders>
               <w:left w:val="single" w:sz="6" w:space="0" w:color="BFC7D5"/>
               <w:bottom w:val="single" w:sz="2" w:space="0" w:color="BFC7D5"/>
@@ -227,7 +227,7 @@
         </w:tc>
         <w:tc>
           <w:tcPr>
-            <w:tcW w:w="9796" w:type="dxa"/>
+            <w:tcW w:w="3007" w:type="dxa"/>
             <w:tcBorders>
               <w:left w:val="single" w:sz="2" w:space="0" w:color="BFC7D5"/>
               <w:bottom w:val="single" w:sz="2" w:space="0" w:color="BFC7D5"/>
@@ -254,7 +254,7 @@
         <w:trPr/>
         <w:tc>
           <w:tcPr>
-            <w:tcW w:w="1543" w:type="dxa"/>
+            <w:tcW w:w="1246" w:type="dxa"/>
             <w:tcBorders>
               <w:left w:val="single" w:sz="6" w:space="0" w:color="BFC7D5"/>
               <w:bottom w:val="single" w:sz="2" w:space="0" w:color="BFC7D5"/>
@@ -278,7 +278,7 @@
         </w:tc>
         <w:tc>
           <w:tcPr>
-            <w:tcW w:w="9796" w:type="dxa"/>
+            <w:tcW w:w="3007" w:type="dxa"/>
             <w:tcBorders>
               <w:left w:val="single" w:sz="2" w:space="0" w:color="BFC7D5"/>
               <w:bottom w:val="single" w:sz="2" w:space="0" w:color="BFC7D5"/>
@@ -305,7 +305,7 @@
         <w:trPr/>
         <w:tc>
           <w:tcPr>
-            <w:tcW w:w="1543" w:type="dxa"/>
+            <w:tcW w:w="1246" w:type="dxa"/>
             <w:tcBorders>
               <w:left w:val="single" w:sz="6" w:space="0" w:color="BFC7D5"/>
               <w:bottom w:val="single" w:sz="2" w:space="0" w:color="BFC7D5"/>
@@ -329,7 +329,7 @@
         </w:tc>
         <w:tc>
           <w:tcPr>
-            <w:tcW w:w="9796" w:type="dxa"/>
+            <w:tcW w:w="3007" w:type="dxa"/>
             <w:tcBorders>
               <w:left w:val="single" w:sz="2" w:space="0" w:color="BFC7D5"/>
               <w:bottom w:val="single" w:sz="2" w:space="0" w:color="BFC7D5"/>
@@ -356,7 +356,7 @@
         <w:trPr/>
         <w:tc>
           <w:tcPr>
-            <w:tcW w:w="1543" w:type="dxa"/>
+            <w:tcW w:w="1246" w:type="dxa"/>
             <w:tcBorders>
               <w:left w:val="single" w:sz="6" w:space="0" w:color="BFC7D5"/>
               <w:bottom w:val="single" w:sz="2" w:space="0" w:color="BFC7D5"/>
@@ -380,7 +380,7 @@
         </w:tc>
         <w:tc>
           <w:tcPr>
-            <w:tcW w:w="9796" w:type="dxa"/>
+            <w:tcW w:w="3007" w:type="dxa"/>
             <w:tcBorders>
               <w:left w:val="single" w:sz="2" w:space="0" w:color="BFC7D5"/>
               <w:bottom w:val="single" w:sz="2" w:space="0" w:color="BFC7D5"/>
@@ -407,7 +407,7 @@
         <w:trPr/>
         <w:tc>
           <w:tcPr>
-            <w:tcW w:w="1543" w:type="dxa"/>
+            <w:tcW w:w="1246" w:type="dxa"/>
             <w:tcBorders>
               <w:left w:val="single" w:sz="6" w:space="0" w:color="BFC7D5"/>
               <w:bottom w:val="single" w:sz="2" w:space="0" w:color="BFC7D5"/>
@@ -431,7 +431,7 @@
         </w:tc>
         <w:tc>
           <w:tcPr>
-            <w:tcW w:w="9796" w:type="dxa"/>
+            <w:tcW w:w="3007" w:type="dxa"/>
             <w:tcBorders>
               <w:left w:val="single" w:sz="2" w:space="0" w:color="BFC7D5"/>
               <w:bottom w:val="single" w:sz="2" w:space="0" w:color="BFC7D5"/>
@@ -458,7 +458,7 @@
         <w:trPr/>
         <w:tc>
           <w:tcPr>
-            <w:tcW w:w="1543" w:type="dxa"/>
+            <w:tcW w:w="1246" w:type="dxa"/>
             <w:tcBorders>
               <w:left w:val="single" w:sz="6" w:space="0" w:color="BFC7D5"/>
               <w:bottom w:val="single" w:sz="2" w:space="0" w:color="BFC7D5"/>
@@ -482,7 +482,7 @@
         </w:tc>
         <w:tc>
           <w:tcPr>
-            <w:tcW w:w="9796" w:type="dxa"/>
+            <w:tcW w:w="3007" w:type="dxa"/>
             <w:tcBorders>
               <w:left w:val="single" w:sz="2" w:space="0" w:color="BFC7D5"/>
               <w:bottom w:val="single" w:sz="2" w:space="0" w:color="BFC7D5"/>
@@ -509,7 +509,7 @@
         <w:trPr/>
         <w:tc>
           <w:tcPr>
-            <w:tcW w:w="1543" w:type="dxa"/>
+            <w:tcW w:w="1246" w:type="dxa"/>
             <w:tcBorders>
               <w:left w:val="single" w:sz="6" w:space="0" w:color="BFC7D5"/>
               <w:bottom w:val="single" w:sz="2" w:space="0" w:color="BFC7D5"/>
@@ -533,7 +533,7 @@
         </w:tc>
         <w:tc>
           <w:tcPr>
-            <w:tcW w:w="9796" w:type="dxa"/>
+            <w:tcW w:w="3007" w:type="dxa"/>
             <w:tcBorders>
               <w:left w:val="single" w:sz="2" w:space="0" w:color="BFC7D5"/>
               <w:bottom w:val="single" w:sz="2" w:space="0" w:color="BFC7D5"/>
@@ -570,7 +570,7 @@
         <w:trPr/>
         <w:tc>
           <w:tcPr>
-            <w:tcW w:w="1543" w:type="dxa"/>
+            <w:tcW w:w="1246" w:type="dxa"/>
             <w:tcBorders>
               <w:left w:val="single" w:sz="6" w:space="0" w:color="BFC7D5"/>
               <w:bottom w:val="single" w:sz="2" w:space="0" w:color="BFC7D5"/>
@@ -594,7 +594,7 @@
         </w:tc>
         <w:tc>
           <w:tcPr>
-            <w:tcW w:w="9796" w:type="dxa"/>
+            <w:tcW w:w="3007" w:type="dxa"/>
             <w:tcBorders>
               <w:left w:val="single" w:sz="2" w:space="0" w:color="BFC7D5"/>
               <w:bottom w:val="single" w:sz="2" w:space="0" w:color="BFC7D5"/>
@@ -621,7 +621,7 @@
         <w:trPr/>
         <w:tc>
           <w:tcPr>
-            <w:tcW w:w="1543" w:type="dxa"/>
+            <w:tcW w:w="1246" w:type="dxa"/>
             <w:tcBorders>
               <w:left w:val="single" w:sz="6" w:space="0" w:color="BFC7D5"/>
               <w:bottom w:val="single" w:sz="6" w:space="0" w:color="BFC7D5"/>
@@ -645,7 +645,7 @@
         </w:tc>
         <w:tc>
           <w:tcPr>
-            <w:tcW w:w="9796" w:type="dxa"/>
+            <w:tcW w:w="3007" w:type="dxa"/>
             <w:tcBorders>
               <w:left w:val="single" w:sz="2" w:space="0" w:color="BFC7D5"/>
               <w:bottom w:val="single" w:sz="6" w:space="0" w:color="BFC7D5"/>
@@ -683,7 +683,7 @@
     </w:p>
     <w:tbl>
       <w:tblPr>
-        <w:tblW w:w="5000" w:type="pct"/>
+        <w:tblW w:w="4253" w:type="dxa"/>
         <w:jc w:val="left"/>
         <w:tblInd w:w="-7" w:type="dxa"/>
         <w:tblLayout w:type="fixed"/>
@@ -695,10 +695,10 @@
         </w:tblCellMar>
       </w:tblPr>
       <w:tblGrid>
-        <w:gridCol w:w="1101"/>
-        <w:gridCol w:w="4811"/>
-        <w:gridCol w:w="1648"/>
-        <w:gridCol w:w="3779"/>
+        <w:gridCol w:w="1025"/>
+        <w:gridCol w:w="1191"/>
+        <w:gridCol w:w="801"/>
+        <w:gridCol w:w="1236"/>
       </w:tblGrid>
       <w:tr>
         <w:trPr>
@@ -706,7 +706,7 @@
         </w:trPr>
         <w:tc>
           <w:tcPr>
-            <w:tcW w:w="1101" w:type="dxa"/>
+            <w:tcW w:w="1025" w:type="dxa"/>
             <w:tcBorders>
               <w:top w:val="single" w:sz="6" w:space="0" w:color="BFC7D5"/>
               <w:left w:val="single" w:sz="6" w:space="0" w:color="BFC7D5"/>
@@ -736,7 +736,7 @@
         </w:tc>
         <w:tc>
           <w:tcPr>
-            <w:tcW w:w="4811" w:type="dxa"/>
+            <w:tcW w:w="1191" w:type="dxa"/>
             <w:tcBorders>
               <w:top w:val="single" w:sz="6" w:space="0" w:color="BFC7D5"/>
               <w:left w:val="single" w:sz="2" w:space="0" w:color="BFC7D5"/>
@@ -766,7 +766,7 @@
         </w:tc>
         <w:tc>
           <w:tcPr>
-            <w:tcW w:w="1648" w:type="dxa"/>
+            <w:tcW w:w="801" w:type="dxa"/>
             <w:tcBorders>
               <w:top w:val="single" w:sz="6" w:space="0" w:color="BFC7D5"/>
               <w:left w:val="single" w:sz="2" w:space="0" w:color="BFC7D5"/>
@@ -796,7 +796,7 @@
         </w:tc>
         <w:tc>
           <w:tcPr>
-            <w:tcW w:w="3779" w:type="dxa"/>
+            <w:tcW w:w="1236" w:type="dxa"/>
             <w:tcBorders>
               <w:top w:val="single" w:sz="6" w:space="0" w:color="BFC7D5"/>
               <w:left w:val="single" w:sz="2" w:space="0" w:color="BFC7D5"/>
@@ -840,7 +840,7 @@
         <w:trPr/>
         <w:tc>
           <w:tcPr>
-            <w:tcW w:w="1101" w:type="dxa"/>
+            <w:tcW w:w="1025" w:type="dxa"/>
             <w:tcBorders>
               <w:left w:val="single" w:sz="6" w:space="0" w:color="BFC7D5"/>
               <w:bottom w:val="single" w:sz="2" w:space="0" w:color="BFC7D5"/>
@@ -864,7 +864,7 @@
         </w:tc>
         <w:tc>
           <w:tcPr>
-            <w:tcW w:w="4811" w:type="dxa"/>
+            <w:tcW w:w="1191" w:type="dxa"/>
             <w:tcBorders>
               <w:left w:val="single" w:sz="2" w:space="0" w:color="BFC7D5"/>
               <w:bottom w:val="single" w:sz="2" w:space="0" w:color="BFC7D5"/>
@@ -888,7 +888,7 @@
         </w:tc>
         <w:tc>
           <w:tcPr>
-            <w:tcW w:w="1648" w:type="dxa"/>
+            <w:tcW w:w="801" w:type="dxa"/>
             <w:tcBorders>
               <w:left w:val="single" w:sz="2" w:space="0" w:color="BFC7D5"/>
               <w:bottom w:val="single" w:sz="2" w:space="0" w:color="BFC7D5"/>
@@ -912,7 +912,7 @@
         </w:tc>
         <w:tc>
           <w:tcPr>
-            <w:tcW w:w="3779" w:type="dxa"/>
+            <w:tcW w:w="1236" w:type="dxa"/>
             <w:tcBorders>
               <w:left w:val="single" w:sz="2" w:space="0" w:color="BFC7D5"/>
               <w:bottom w:val="single" w:sz="2" w:space="0" w:color="BFC7D5"/>
@@ -941,7 +941,7 @@
         <w:trPr/>
         <w:tc>
           <w:tcPr>
-            <w:tcW w:w="1101" w:type="dxa"/>
+            <w:tcW w:w="1025" w:type="dxa"/>
             <w:tcBorders>
               <w:left w:val="single" w:sz="6" w:space="0" w:color="BFC7D5"/>
               <w:bottom w:val="single" w:sz="2" w:space="0" w:color="BFC7D5"/>
@@ -965,7 +965,7 @@
         </w:tc>
         <w:tc>
           <w:tcPr>
-            <w:tcW w:w="4811" w:type="dxa"/>
+            <w:tcW w:w="1191" w:type="dxa"/>
             <w:tcBorders>
               <w:left w:val="single" w:sz="2" w:space="0" w:color="BFC7D5"/>
               <w:bottom w:val="single" w:sz="2" w:space="0" w:color="BFC7D5"/>
@@ -989,7 +989,7 @@
         </w:tc>
         <w:tc>
           <w:tcPr>
-            <w:tcW w:w="1648" w:type="dxa"/>
+            <w:tcW w:w="801" w:type="dxa"/>
             <w:tcBorders>
               <w:left w:val="single" w:sz="2" w:space="0" w:color="BFC7D5"/>
               <w:bottom w:val="single" w:sz="2" w:space="0" w:color="BFC7D5"/>
@@ -1013,7 +1013,7 @@
         </w:tc>
         <w:tc>
           <w:tcPr>
-            <w:tcW w:w="3779" w:type="dxa"/>
+            <w:tcW w:w="1236" w:type="dxa"/>
             <w:tcBorders>
               <w:left w:val="single" w:sz="2" w:space="0" w:color="BFC7D5"/>
               <w:bottom w:val="single" w:sz="2" w:space="0" w:color="BFC7D5"/>
@@ -1042,7 +1042,7 @@
         <w:trPr/>
         <w:tc>
           <w:tcPr>
-            <w:tcW w:w="1101" w:type="dxa"/>
+            <w:tcW w:w="1025" w:type="dxa"/>
             <w:tcBorders>
               <w:left w:val="single" w:sz="6" w:space="0" w:color="BFC7D5"/>
               <w:bottom w:val="single" w:sz="2" w:space="0" w:color="BFC7D5"/>
@@ -1066,7 +1066,7 @@
         </w:tc>
         <w:tc>
           <w:tcPr>
-            <w:tcW w:w="4811" w:type="dxa"/>
+            <w:tcW w:w="1191" w:type="dxa"/>
             <w:tcBorders>
               <w:left w:val="single" w:sz="2" w:space="0" w:color="BFC7D5"/>
               <w:bottom w:val="single" w:sz="2" w:space="0" w:color="BFC7D5"/>
@@ -1090,7 +1090,7 @@
         </w:tc>
         <w:tc>
           <w:tcPr>
-            <w:tcW w:w="1648" w:type="dxa"/>
+            <w:tcW w:w="801" w:type="dxa"/>
             <w:tcBorders>
               <w:left w:val="single" w:sz="2" w:space="0" w:color="BFC7D5"/>
               <w:bottom w:val="single" w:sz="2" w:space="0" w:color="BFC7D5"/>
@@ -1114,7 +1114,7 @@
         </w:tc>
         <w:tc>
           <w:tcPr>
-            <w:tcW w:w="3779" w:type="dxa"/>
+            <w:tcW w:w="1236" w:type="dxa"/>
             <w:tcBorders>
               <w:left w:val="single" w:sz="2" w:space="0" w:color="BFC7D5"/>
               <w:bottom w:val="single" w:sz="2" w:space="0" w:color="BFC7D5"/>
@@ -1143,7 +1143,7 @@
         <w:trPr/>
         <w:tc>
           <w:tcPr>
-            <w:tcW w:w="1101" w:type="dxa"/>
+            <w:tcW w:w="1025" w:type="dxa"/>
             <w:tcBorders>
               <w:left w:val="single" w:sz="6" w:space="0" w:color="BFC7D5"/>
               <w:bottom w:val="single" w:sz="6" w:space="0" w:color="BFC7D5"/>
@@ -1167,7 +1167,7 @@
         </w:tc>
         <w:tc>
           <w:tcPr>
-            <w:tcW w:w="4811" w:type="dxa"/>
+            <w:tcW w:w="1191" w:type="dxa"/>
             <w:tcBorders>
               <w:left w:val="single" w:sz="2" w:space="0" w:color="BFC7D5"/>
               <w:bottom w:val="single" w:sz="6" w:space="0" w:color="BFC7D5"/>
@@ -1191,7 +1191,7 @@
         </w:tc>
         <w:tc>
           <w:tcPr>
-            <w:tcW w:w="1648" w:type="dxa"/>
+            <w:tcW w:w="801" w:type="dxa"/>
             <w:tcBorders>
               <w:left w:val="single" w:sz="2" w:space="0" w:color="BFC7D5"/>
               <w:bottom w:val="single" w:sz="6" w:space="0" w:color="BFC7D5"/>
@@ -1215,7 +1215,7 @@
         </w:tc>
         <w:tc>
           <w:tcPr>
-            <w:tcW w:w="3779" w:type="dxa"/>
+            <w:tcW w:w="1236" w:type="dxa"/>
             <w:tcBorders>
               <w:left w:val="single" w:sz="2" w:space="0" w:color="BFC7D5"/>
               <w:bottom w:val="single" w:sz="6" w:space="0" w:color="BFC7D5"/>
@@ -1267,8 +1267,8 @@
         </w:tblCellMar>
       </w:tblPr>
       <w:tblGrid>
-        <w:gridCol w:w="5312"/>
-        <w:gridCol w:w="6026"/>
+        <w:gridCol w:w="1976"/>
+        <w:gridCol w:w="2277"/>
       </w:tblGrid>
       <w:tr>
         <w:trPr>
@@ -1276,7 +1276,7 @@
         </w:trPr>
         <w:tc>
           <w:tcPr>
-            <w:tcW w:w="5312" w:type="dxa"/>
+            <w:tcW w:w="1976" w:type="dxa"/>
             <w:tcBorders>
               <w:top w:val="single" w:sz="6" w:space="0" w:color="BFC7D5"/>
               <w:left w:val="single" w:sz="6" w:space="0" w:color="BFC7D5"/>
@@ -1306,7 +1306,7 @@
         </w:tc>
         <w:tc>
           <w:tcPr>
-            <w:tcW w:w="6026" w:type="dxa"/>
+            <w:tcW w:w="2277" w:type="dxa"/>
             <w:tcBorders>
               <w:top w:val="single" w:sz="6" w:space="0" w:color="BFC7D5"/>
               <w:left w:val="single" w:sz="2" w:space="0" w:color="BFC7D5"/>
@@ -1339,7 +1339,7 @@
         <w:trPr/>
         <w:tc>
           <w:tcPr>
-            <w:tcW w:w="5312" w:type="dxa"/>
+            <w:tcW w:w="1976" w:type="dxa"/>
             <w:tcBorders>
               <w:left w:val="single" w:sz="6" w:space="0" w:color="BFC7D5"/>
               <w:bottom w:val="single" w:sz="2" w:space="0" w:color="BFC7D5"/>
@@ -1363,7 +1363,7 @@
         </w:tc>
         <w:tc>
           <w:tcPr>
-            <w:tcW w:w="6026" w:type="dxa"/>
+            <w:tcW w:w="2277" w:type="dxa"/>
             <w:tcBorders>
               <w:left w:val="single" w:sz="2" w:space="0" w:color="BFC7D5"/>
               <w:bottom w:val="single" w:sz="2" w:space="0" w:color="BFC7D5"/>
@@ -1390,7 +1390,7 @@
         <w:trPr/>
         <w:tc>
           <w:tcPr>
-            <w:tcW w:w="5312" w:type="dxa"/>
+            <w:tcW w:w="1976" w:type="dxa"/>
             <w:tcBorders>
               <w:left w:val="single" w:sz="6" w:space="0" w:color="BFC7D5"/>
               <w:bottom w:val="single" w:sz="2" w:space="0" w:color="BFC7D5"/>
@@ -1414,7 +1414,7 @@
         </w:tc>
         <w:tc>
           <w:tcPr>
-            <w:tcW w:w="6026" w:type="dxa"/>
+            <w:tcW w:w="2277" w:type="dxa"/>
             <w:tcBorders>
               <w:left w:val="single" w:sz="2" w:space="0" w:color="BFC7D5"/>
               <w:bottom w:val="single" w:sz="2" w:space="0" w:color="BFC7D5"/>
@@ -1441,7 +1441,7 @@
         <w:trPr/>
         <w:tc>
           <w:tcPr>
-            <w:tcW w:w="5312" w:type="dxa"/>
+            <w:tcW w:w="1976" w:type="dxa"/>
             <w:tcBorders>
               <w:left w:val="single" w:sz="6" w:space="0" w:color="BFC7D5"/>
               <w:bottom w:val="single" w:sz="2" w:space="0" w:color="BFC7D5"/>
@@ -1465,7 +1465,7 @@
         </w:tc>
         <w:tc>
           <w:tcPr>
-            <w:tcW w:w="6026" w:type="dxa"/>
+            <w:tcW w:w="2277" w:type="dxa"/>
             <w:tcBorders>
               <w:left w:val="single" w:sz="2" w:space="0" w:color="BFC7D5"/>
               <w:bottom w:val="single" w:sz="2" w:space="0" w:color="BFC7D5"/>
@@ -1492,7 +1492,7 @@
         <w:trPr/>
         <w:tc>
           <w:tcPr>
-            <w:tcW w:w="5312" w:type="dxa"/>
+            <w:tcW w:w="1976" w:type="dxa"/>
             <w:tcBorders>
               <w:left w:val="single" w:sz="6" w:space="0" w:color="BFC7D5"/>
               <w:bottom w:val="single" w:sz="6" w:space="0" w:color="BFC7D5"/>
@@ -1516,7 +1516,7 @@
         </w:tc>
         <w:tc>
           <w:tcPr>
-            <w:tcW w:w="6026" w:type="dxa"/>
+            <w:tcW w:w="2277" w:type="dxa"/>
             <w:tcBorders>
               <w:left w:val="single" w:sz="2" w:space="0" w:color="BFC7D5"/>
               <w:bottom w:val="single" w:sz="6" w:space="0" w:color="BFC7D5"/>
@@ -1535,6 +1535,207 @@
             <w:r>
               <w:rPr/>
               <w:t>Confirmed 2026-10-20 (to be filed by the QA/MR)</w:t>
+            </w:r>
+          </w:p>
+        </w:tc>
+      </w:tr>
+    </w:tbl>
+    <w:p>
+      <w:pPr>
+        <w:pStyle w:val="Heading2"/>
+        <w:bidi w:val="0"/>
+        <w:jc w:val="left"/>
+        <w:rPr/>
+      </w:pPr>
+      <w:r>
+        <w:rPr/>
+        <w:t>Correction after approval</w:t>
+      </w:r>
+    </w:p>
+    <w:tbl>
+      <w:tblPr>
+        <w:tblW w:w="5000" w:type="pct"/>
+        <w:jc w:val="left"/>
+        <w:tblInd w:w="-7" w:type="dxa"/>
+        <w:tblLayout w:type="fixed"/>
+        <w:tblCellMar>
+          <w:top w:w="60" w:type="dxa"/>
+          <w:left w:w="60" w:type="dxa"/>
+          <w:bottom w:w="60" w:type="dxa"/>
+          <w:right w:w="60" w:type="dxa"/>
+        </w:tblCellMar>
+      </w:tblPr>
+      <w:tblGrid>
+        <w:gridCol w:w="611"/>
+        <w:gridCol w:w="2198"/>
+        <w:gridCol w:w="1444"/>
+      </w:tblGrid>
+      <w:tr>
+        <w:trPr>
+          <w:tblHeader w:val="true"/>
+        </w:trPr>
+        <w:tc>
+          <w:tcPr>
+            <w:tcW w:w="611" w:type="dxa"/>
+            <w:tcBorders>
+              <w:top w:val="single" w:sz="6" w:space="0" w:color="BFC7D5"/>
+              <w:left w:val="single" w:sz="6" w:space="0" w:color="BFC7D5"/>
+              <w:bottom w:val="single" w:sz="2" w:space="0" w:color="BFC7D5"/>
+              <w:right w:val="single" w:sz="6" w:space="0" w:color="BFC7D5"/>
+            </w:tcBorders>
+            <w:shd w:fill="1F3A5F" w:val="clear"/>
+            <w:vAlign w:val="center"/>
+          </w:tcPr>
+          <w:p>
+            <w:pPr>
+              <w:pStyle w:val="TableHeading"/>
+              <w:bidi w:val="0"/>
+              <w:spacing w:before="0" w:after="283"/>
+              <w:jc w:val="left"/>
+              <w:rPr>
+                <w:color w:val="FFFFFF"/>
+              </w:rPr>
+            </w:pPr>
+            <w:r>
+              <w:rPr>
+                <w:color w:val="FFFFFF"/>
+              </w:rPr>
+              <w:t>Date</w:t>
+            </w:r>
+          </w:p>
+        </w:tc>
+        <w:tc>
+          <w:tcPr>
+            <w:tcW w:w="2198" w:type="dxa"/>
+            <w:tcBorders>
+              <w:top w:val="single" w:sz="6" w:space="0" w:color="BFC7D5"/>
+              <w:left w:val="single" w:sz="2" w:space="0" w:color="BFC7D5"/>
+              <w:bottom w:val="single" w:sz="2" w:space="0" w:color="BFC7D5"/>
+              <w:right w:val="single" w:sz="6" w:space="0" w:color="BFC7D5"/>
+            </w:tcBorders>
+            <w:shd w:fill="1F3A5F" w:val="clear"/>
+            <w:vAlign w:val="center"/>
+          </w:tcPr>
+          <w:p>
+            <w:pPr>
+              <w:pStyle w:val="TableHeading"/>
+              <w:bidi w:val="0"/>
+              <w:spacing w:before="0" w:after="283"/>
+              <w:jc w:val="left"/>
+              <w:rPr>
+                <w:color w:val="FFFFFF"/>
+              </w:rPr>
+            </w:pPr>
+            <w:r>
+              <w:rPr>
+                <w:color w:val="FFFFFF"/>
+              </w:rPr>
+              <w:t>Correction</w:t>
+            </w:r>
+          </w:p>
+        </w:tc>
+        <w:tc>
+          <w:tcPr>
+            <w:tcW w:w="1444" w:type="dxa"/>
+            <w:tcBorders>
+              <w:top w:val="single" w:sz="6" w:space="0" w:color="BFC7D5"/>
+              <w:left w:val="single" w:sz="2" w:space="0" w:color="BFC7D5"/>
+              <w:bottom w:val="single" w:sz="2" w:space="0" w:color="BFC7D5"/>
+              <w:right w:val="single" w:sz="6" w:space="0" w:color="BFC7D5"/>
+            </w:tcBorders>
+            <w:shd w:fill="1F3A5F" w:val="clear"/>
+            <w:vAlign w:val="center"/>
+          </w:tcPr>
+          <w:p>
+            <w:pPr>
+              <w:pStyle w:val="TableHeading"/>
+              <w:bidi w:val="0"/>
+              <w:spacing w:before="0" w:after="283"/>
+              <w:jc w:val="left"/>
+              <w:rPr>
+                <w:color w:val="FFFFFF"/>
+              </w:rPr>
+            </w:pPr>
+            <w:r>
+              <w:rPr>
+                <w:color w:val="FFFFFF"/>
+              </w:rPr>
+              <w:t>Effect</w:t>
+            </w:r>
+          </w:p>
+        </w:tc>
+      </w:tr>
+      <w:tr>
+        <w:trPr/>
+        <w:tc>
+          <w:tcPr>
+            <w:tcW w:w="611" w:type="dxa"/>
+            <w:tcBorders>
+              <w:left w:val="single" w:sz="6" w:space="0" w:color="BFC7D5"/>
+              <w:bottom w:val="single" w:sz="6" w:space="0" w:color="BFC7D5"/>
+              <w:right w:val="single" w:sz="6" w:space="0" w:color="BFC7D5"/>
+            </w:tcBorders>
+            <w:vAlign w:val="center"/>
+          </w:tcPr>
+          <w:p>
+            <w:pPr>
+              <w:pStyle w:val="TableContents"/>
+              <w:bidi w:val="0"/>
+              <w:spacing w:before="0" w:after="283"/>
+              <w:jc w:val="left"/>
+              <w:rPr/>
+            </w:pPr>
+            <w:r>
+              <w:rPr/>
+              <w:t>2026-10-20</w:t>
+            </w:r>
+          </w:p>
+        </w:tc>
+        <w:tc>
+          <w:tcPr>
+            <w:tcW w:w="2198" w:type="dxa"/>
+            <w:tcBorders>
+              <w:left w:val="single" w:sz="2" w:space="0" w:color="BFC7D5"/>
+              <w:bottom w:val="single" w:sz="6" w:space="0" w:color="BFC7D5"/>
+              <w:right w:val="single" w:sz="6" w:space="0" w:color="BFC7D5"/>
+            </w:tcBorders>
+            <w:vAlign w:val="center"/>
+          </w:tcPr>
+          <w:p>
+            <w:pPr>
+              <w:pStyle w:val="TableContents"/>
+              <w:bidi w:val="0"/>
+              <w:spacing w:before="0" w:after="283"/>
+              <w:jc w:val="left"/>
+              <w:rPr/>
+            </w:pPr>
+            <w:r>
+              <w:rPr/>
+              <w:t>EM26-35 area 2, action AIA-01, REG-03 R-15 and the J–M response: the application does show the operator a recording indicator (‘Listening…’, ‘Recording in Boardroom Mode…’, elapsed time). The gap is restated as no consent step and no notice for the other participants.</w:t>
+            </w:r>
+          </w:p>
+        </w:tc>
+        <w:tc>
+          <w:tcPr>
+            <w:tcW w:w="1444" w:type="dxa"/>
+            <w:tcBorders>
+              <w:left w:val="single" w:sz="2" w:space="0" w:color="BFC7D5"/>
+              <w:bottom w:val="single" w:sz="6" w:space="0" w:color="BFC7D5"/>
+              <w:right w:val="single" w:sz="6" w:space="0" w:color="BFC7D5"/>
+            </w:tcBorders>
+            <w:vAlign w:val="center"/>
+          </w:tcPr>
+          <w:p>
+            <w:pPr>
+              <w:pStyle w:val="TableContents"/>
+              <w:bidi w:val="0"/>
+              <w:spacing w:before="0" w:after="283"/>
+              <w:jc w:val="left"/>
+              <w:rPr/>
+            </w:pPr>
+            <w:r>
+              <w:rPr/>
+              <w:t>Wording only — rating, owner and due date unchanged. Approvers to be informed by the preparer.</w:t>
             </w:r>
           </w:p>
         </w:tc>
